--- a/孔径参数化扫描与声学分析执行方案.docx
+++ b/孔径参数化扫描与声学分析执行方案.docx
@@ -2540,6 +2540,1179 @@
         <w:t>上面的 Uj、Mj、Tj、p_throat 应替换为每个孔径从 COMSOL 准稳态结果实际提取的数值。</w:t>
       </w:r>
     </w:p>
+    <w:p>
+      <w:pPr>
+        <w:pStyle w:val="Heading1"/>
+      </w:pPr>
+      <w:r>
+        <w:rPr>
+          <w:rFonts w:ascii="黑体" w:hAnsi="黑体" w:eastAsia="黑体"/>
+          <w:color w:val="000000"/>
+        </w:rPr>
+        <w:t>五、COMSOL 气动声学模块（LNS）完整操作步骤</w:t>
+      </w:r>
+    </w:p>
+    <w:p>
+      <w:pPr>
+        <w:spacing w:line="360" w:lineRule="auto"/>
+        <w:ind w:firstLine="420"/>
+      </w:pPr>
+      <w:r>
+        <w:rPr>
+          <w:rFonts w:ascii="宋体" w:hAnsi="宋体" w:eastAsia="宋体"/>
+          <w:b w:val="0"/>
+          <w:sz w:val="21"/>
+        </w:rPr>
+        <w:t>若论文需要声压空间分布图、管道内声传播特性或声辐射指向性，可在流场基础上补做线性化 Navier-Stokes（LNS）频域仿真。需要 COMSOL 声学模块许可。</w:t>
+      </w:r>
+    </w:p>
+    <w:p>
+      <w:pPr>
+        <w:pStyle w:val="Heading2"/>
+      </w:pPr>
+      <w:r>
+        <w:rPr>
+          <w:rFonts w:ascii="黑体" w:hAnsi="黑体" w:eastAsia="黑体"/>
+          <w:color w:val="000000"/>
+        </w:rPr>
+        <w:t>第一步：准备背景流场</w:t>
+      </w:r>
+    </w:p>
+    <w:p>
+      <w:pPr>
+        <w:pStyle w:val="ListNumber"/>
+      </w:pPr>
+      <w:r>
+        <w:rPr>
+          <w:rFonts w:ascii="宋体" w:hAnsi="宋体" w:eastAsia="宋体"/>
+          <w:sz w:val="21"/>
+        </w:rPr>
+        <w:t>用当前"高马赫数流动"模型求得 ramp=1.0 的准稳态解</w:t>
+      </w:r>
+    </w:p>
+    <w:p>
+      <w:pPr>
+        <w:pStyle w:val="ListNumber"/>
+      </w:pPr>
+      <w:r>
+        <w:rPr>
+          <w:rFonts w:ascii="宋体" w:hAnsi="宋体" w:eastAsia="宋体"/>
+          <w:sz w:val="21"/>
+        </w:rPr>
+        <w:t>取准稳态阶段最后一个时间步的解作为背景流</w:t>
+      </w:r>
+    </w:p>
+    <w:p>
+      <w:pPr>
+        <w:pStyle w:val="ListNumber"/>
+      </w:pPr>
+      <w:r>
+        <w:rPr>
+          <w:rFonts w:ascii="宋体" w:hAnsi="宋体" w:eastAsia="宋体"/>
+          <w:sz w:val="21"/>
+        </w:rPr>
+        <w:t>也可新建"稳态"研究步骤，用瞬态解作为初始值求解稳态</w:t>
+      </w:r>
+    </w:p>
+    <w:p>
+      <w:pPr>
+        <w:pStyle w:val="Heading2"/>
+      </w:pPr>
+      <w:r>
+        <w:rPr>
+          <w:rFonts w:ascii="黑体" w:hAnsi="黑体" w:eastAsia="黑体"/>
+          <w:color w:val="000000"/>
+        </w:rPr>
+        <w:t>第二步：新建 LNS 物理场</w:t>
+      </w:r>
+    </w:p>
+    <w:p>
+      <w:pPr>
+        <w:pStyle w:val="ListNumber"/>
+      </w:pPr>
+      <w:r>
+        <w:rPr>
+          <w:rFonts w:ascii="宋体" w:hAnsi="宋体" w:eastAsia="宋体"/>
+          <w:sz w:val="21"/>
+        </w:rPr>
+        <w:t>模型开发器 → 右键"物理场" → 添加物理场</w:t>
+      </w:r>
+    </w:p>
+    <w:p>
+      <w:pPr>
+        <w:pStyle w:val="ListNumber"/>
+      </w:pPr>
+      <w:r>
+        <w:rPr>
+          <w:rFonts w:ascii="宋体" w:hAnsi="宋体" w:eastAsia="宋体"/>
+          <w:sz w:val="21"/>
+        </w:rPr>
+        <w:t>选择：声学 → 气动声学 → 线性化 Navier-Stokes, 频域</w:t>
+      </w:r>
+    </w:p>
+    <w:p>
+      <w:pPr>
+        <w:pStyle w:val="ListNumber"/>
+      </w:pPr>
+      <w:r>
+        <w:rPr>
+          <w:rFonts w:ascii="宋体" w:hAnsi="宋体" w:eastAsia="宋体"/>
+          <w:sz w:val="21"/>
+        </w:rPr>
+        <w:t>空间维度选择与流场模型一致（二维）</w:t>
+      </w:r>
+    </w:p>
+    <w:p>
+      <w:pPr>
+        <w:pStyle w:val="Heading2"/>
+      </w:pPr>
+      <w:r>
+        <w:rPr>
+          <w:rFonts w:ascii="黑体" w:hAnsi="黑体" w:eastAsia="黑体"/>
+          <w:color w:val="000000"/>
+        </w:rPr>
+        <w:t>第三步：设置背景流场</w:t>
+      </w:r>
+    </w:p>
+    <w:p>
+      <w:pPr>
+        <w:pStyle w:val="ListNumber"/>
+      </w:pPr>
+      <w:r>
+        <w:rPr>
+          <w:rFonts w:ascii="宋体" w:hAnsi="宋体" w:eastAsia="宋体"/>
+          <w:sz w:val="21"/>
+        </w:rPr>
+        <w:t>在 LNS 物理场节点下找到"背景流场"设置</w:t>
+      </w:r>
+    </w:p>
+    <w:p>
+      <w:pPr>
+        <w:pStyle w:val="ListNumber"/>
+      </w:pPr>
+      <w:r>
+        <w:rPr>
+          <w:rFonts w:ascii="宋体" w:hAnsi="宋体" w:eastAsia="宋体"/>
+          <w:sz w:val="21"/>
+        </w:rPr>
+        <w:t>选择"来自解"（From solution），指向第一步的稳态/准稳态解</w:t>
+      </w:r>
+    </w:p>
+    <w:p>
+      <w:pPr>
+        <w:pStyle w:val="ListNumber"/>
+      </w:pPr>
+      <w:r>
+        <w:rPr>
+          <w:rFonts w:ascii="宋体" w:hAnsi="宋体" w:eastAsia="宋体"/>
+          <w:sz w:val="21"/>
+        </w:rPr>
+        <w:t>COMSOL 自动读取速度、压力、温度和密度分布作为背景流</w:t>
+      </w:r>
+    </w:p>
+    <w:p>
+      <w:pPr>
+        <w:pStyle w:val="Heading2"/>
+      </w:pPr>
+      <w:r>
+        <w:rPr>
+          <w:rFonts w:ascii="黑体" w:hAnsi="黑体" w:eastAsia="黑体"/>
+          <w:color w:val="000000"/>
+        </w:rPr>
+        <w:t>第四步：定义声源</w:t>
+      </w:r>
+    </w:p>
+    <w:p>
+      <w:pPr>
+        <w:spacing w:line="360" w:lineRule="auto"/>
+        <w:ind w:firstLine="420"/>
+      </w:pPr>
+      <w:r>
+        <w:rPr>
+          <w:rFonts w:ascii="宋体" w:hAnsi="宋体" w:eastAsia="宋体"/>
+          <w:b/>
+          <w:sz w:val="21"/>
+        </w:rPr>
+        <w:t>LNS 不会自动从流场生成声源，需要手动定义：</w:t>
+      </w:r>
+    </w:p>
+    <w:p>
+      <w:pPr>
+        <w:pStyle w:val="ListNumber"/>
+      </w:pPr>
+      <w:r>
+        <w:rPr>
+          <w:rFonts w:ascii="宋体" w:hAnsi="宋体" w:eastAsia="宋体"/>
+          <w:sz w:val="21"/>
+        </w:rPr>
+        <w:t>在 LNS 物理场下 → 右键 → 添加"体积力源"或"质量源"</w:t>
+      </w:r>
+    </w:p>
+    <w:p>
+      <w:pPr>
+        <w:pStyle w:val="ListNumber"/>
+      </w:pPr>
+      <w:r>
+        <w:rPr>
+          <w:rFonts w:ascii="宋体" w:hAnsi="宋体" w:eastAsia="宋体"/>
+          <w:sz w:val="21"/>
+        </w:rPr>
+        <w:t>声源位置：泄漏孔出口附近小区域（孔口出口后 0~1d 范围）</w:t>
+      </w:r>
+    </w:p>
+    <w:p>
+      <w:pPr>
+        <w:pStyle w:val="ListNumber"/>
+      </w:pPr>
+      <w:r>
+        <w:rPr>
+          <w:rFonts w:ascii="宋体" w:hAnsi="宋体" w:eastAsia="宋体"/>
+          <w:sz w:val="21"/>
+        </w:rPr>
+        <w:t>建议先用单极子质量源，振幅参考 Lighthill 声功率估算</w:t>
+      </w:r>
+    </w:p>
+    <w:p/>
+    <w:p>
+      <w:pPr>
+        <w:spacing w:line="360" w:lineRule="auto"/>
+        <w:ind w:firstLine="420"/>
+      </w:pPr>
+      <w:r>
+        <w:rPr>
+          <w:rFonts w:ascii="宋体" w:hAnsi="宋体" w:eastAsia="宋体"/>
+          <w:b w:val="0"/>
+          <w:sz w:val="21"/>
+        </w:rPr>
+        <w:t>声源振幅估算：Q = sqrt(W_acoustic * 4*pi / (rho0 * c0))，W_acoustic 取 E.8 计算值。不同孔径的声源振幅按各自质量流量或声功率比例调整。</w:t>
+      </w:r>
+    </w:p>
+    <w:p>
+      <w:pPr>
+        <w:pStyle w:val="Heading2"/>
+      </w:pPr>
+      <w:r>
+        <w:rPr>
+          <w:rFonts w:ascii="黑体" w:hAnsi="黑体" w:eastAsia="黑体"/>
+          <w:color w:val="000000"/>
+        </w:rPr>
+        <w:t>第五步：设置 PML（完美匹配层）</w:t>
+      </w:r>
+    </w:p>
+    <w:p>
+      <w:pPr>
+        <w:pStyle w:val="ListNumber"/>
+      </w:pPr>
+      <w:r>
+        <w:rPr>
+          <w:rFonts w:ascii="宋体" w:hAnsi="宋体" w:eastAsia="宋体"/>
+          <w:sz w:val="21"/>
+        </w:rPr>
+        <w:t>在外部空间域四周各扩展 20~30 mm 的额外几何区域</w:t>
+      </w:r>
+    </w:p>
+    <w:p>
+      <w:pPr>
+        <w:pStyle w:val="ListNumber"/>
+      </w:pPr>
+      <w:r>
+        <w:rPr>
+          <w:rFonts w:ascii="宋体" w:hAnsi="宋体" w:eastAsia="宋体"/>
+          <w:sz w:val="21"/>
+        </w:rPr>
+        <w:t>在 LNS 物理场下 → 添加"完美匹配层" → 选择新创建的外围区域</w:t>
+      </w:r>
+    </w:p>
+    <w:p>
+      <w:pPr>
+        <w:pStyle w:val="ListNumber"/>
+      </w:pPr>
+      <w:r>
+        <w:rPr>
+          <w:rFonts w:ascii="宋体" w:hAnsi="宋体" w:eastAsia="宋体"/>
+          <w:sz w:val="21"/>
+        </w:rPr>
+        <w:t>PML 厚度：最低频率 10 kHz 波长 34 mm，PML 建议 &gt;= 30 mm</w:t>
+      </w:r>
+    </w:p>
+    <w:p>
+      <w:pPr>
+        <w:pStyle w:val="Heading2"/>
+      </w:pPr>
+      <w:r>
+        <w:rPr>
+          <w:rFonts w:ascii="黑体" w:hAnsi="黑体" w:eastAsia="黑体"/>
+          <w:color w:val="000000"/>
+        </w:rPr>
+        <w:t>第六步：管道端部边界处理</w:t>
+      </w:r>
+    </w:p>
+    <w:p>
+      <w:pPr>
+        <w:pStyle w:val="ListBullet"/>
+      </w:pPr>
+      <w:r>
+        <w:rPr>
+          <w:rFonts w:ascii="宋体" w:hAnsi="宋体" w:eastAsia="宋体"/>
+          <w:sz w:val="21"/>
+        </w:rPr>
+        <w:t>方案一：管道两端也加 PML（需延长管道几何）</w:t>
+      </w:r>
+    </w:p>
+    <w:p>
+      <w:pPr>
+        <w:pStyle w:val="ListBullet"/>
+      </w:pPr>
+      <w:r>
+        <w:rPr>
+          <w:rFonts w:ascii="宋体" w:hAnsi="宋体" w:eastAsia="宋体"/>
+          <w:sz w:val="21"/>
+        </w:rPr>
+        <w:t>方案二：管道端部设阻抗边界条件，阻抗取 rho0*c0（特性阻抗，模拟无反射端）</w:t>
+      </w:r>
+    </w:p>
+    <w:p>
+      <w:pPr>
+        <w:pStyle w:val="Heading2"/>
+      </w:pPr>
+      <w:r>
+        <w:rPr>
+          <w:rFonts w:ascii="黑体" w:hAnsi="黑体" w:eastAsia="黑体"/>
+          <w:color w:val="000000"/>
+        </w:rPr>
+        <w:t>第七步：声学网格</w:t>
+      </w:r>
+    </w:p>
+    <w:p>
+      <w:pPr>
+        <w:spacing w:line="360" w:lineRule="auto"/>
+        <w:ind w:firstLine="420"/>
+      </w:pPr>
+      <w:r>
+        <w:rPr>
+          <w:rFonts w:ascii="宋体" w:hAnsi="宋体" w:eastAsia="宋体"/>
+          <w:b w:val="0"/>
+          <w:sz w:val="21"/>
+        </w:rPr>
+        <w:t>LNS 需要每波长至少 6 个单元：</w:t>
+      </w:r>
+    </w:p>
+    <w:tbl>
+      <w:tblPr>
+        <w:tblStyle w:val="TableGrid"/>
+        <w:tblW w:type="auto" w:w="0"/>
+        <w:jc w:val="center"/>
+        <w:tblLook w:firstColumn="1" w:firstRow="1" w:lastColumn="0" w:lastRow="0" w:noHBand="0" w:noVBand="1" w:val="04A0"/>
+      </w:tblPr>
+      <w:tblGrid>
+        <w:gridCol w:w="2882"/>
+        <w:gridCol w:w="2882"/>
+        <w:gridCol w:w="2882"/>
+      </w:tblGrid>
+      <w:tr>
+        <w:tc>
+          <w:tcPr>
+            <w:tcW w:type="dxa" w:w="2882"/>
+            <w:shd w:fill="D9E2F3" w:val="clear"/>
+          </w:tcPr>
+          <w:p>
+            <w:r/>
+            <w:r>
+              <w:rPr>
+                <w:rFonts w:ascii="宋体" w:hAnsi="宋体" w:eastAsia="宋体"/>
+                <w:b/>
+                <w:sz w:val="18"/>
+              </w:rPr>
+              <w:t>频率</w:t>
+            </w:r>
+          </w:p>
+        </w:tc>
+        <w:tc>
+          <w:tcPr>
+            <w:tcW w:type="dxa" w:w="2882"/>
+            <w:shd w:fill="D9E2F3" w:val="clear"/>
+          </w:tcPr>
+          <w:p>
+            <w:r/>
+            <w:r>
+              <w:rPr>
+                <w:rFonts w:ascii="宋体" w:hAnsi="宋体" w:eastAsia="宋体"/>
+                <w:b/>
+                <w:sz w:val="18"/>
+              </w:rPr>
+              <w:t>波长</w:t>
+            </w:r>
+          </w:p>
+        </w:tc>
+        <w:tc>
+          <w:tcPr>
+            <w:tcW w:type="dxa" w:w="2882"/>
+            <w:shd w:fill="D9E2F3" w:val="clear"/>
+          </w:tcPr>
+          <w:p>
+            <w:r/>
+            <w:r>
+              <w:rPr>
+                <w:rFonts w:ascii="宋体" w:hAnsi="宋体" w:eastAsia="宋体"/>
+                <w:b/>
+                <w:sz w:val="18"/>
+              </w:rPr>
+              <w:t>最大网格尺寸</w:t>
+            </w:r>
+          </w:p>
+        </w:tc>
+      </w:tr>
+      <w:tr>
+        <w:tc>
+          <w:tcPr>
+            <w:tcW w:type="dxa" w:w="2882"/>
+          </w:tcPr>
+          <w:p>
+            <w:r/>
+            <w:r>
+              <w:rPr>
+                <w:rFonts w:ascii="宋体" w:hAnsi="宋体" w:eastAsia="宋体"/>
+                <w:b w:val="0"/>
+                <w:sz w:val="18"/>
+              </w:rPr>
+              <w:t>10 kHz</w:t>
+            </w:r>
+          </w:p>
+        </w:tc>
+        <w:tc>
+          <w:tcPr>
+            <w:tcW w:type="dxa" w:w="2882"/>
+          </w:tcPr>
+          <w:p>
+            <w:r/>
+            <w:r>
+              <w:rPr>
+                <w:rFonts w:ascii="宋体" w:hAnsi="宋体" w:eastAsia="宋体"/>
+                <w:b w:val="0"/>
+                <w:sz w:val="18"/>
+              </w:rPr>
+              <w:t>34.3 mm</w:t>
+            </w:r>
+          </w:p>
+        </w:tc>
+        <w:tc>
+          <w:tcPr>
+            <w:tcW w:type="dxa" w:w="2882"/>
+          </w:tcPr>
+          <w:p>
+            <w:r/>
+            <w:r>
+              <w:rPr>
+                <w:rFonts w:ascii="宋体" w:hAnsi="宋体" w:eastAsia="宋体"/>
+                <w:b w:val="0"/>
+                <w:sz w:val="18"/>
+              </w:rPr>
+              <w:t>5.7 mm</w:t>
+            </w:r>
+          </w:p>
+        </w:tc>
+      </w:tr>
+      <w:tr>
+        <w:tc>
+          <w:tcPr>
+            <w:tcW w:type="dxa" w:w="2882"/>
+          </w:tcPr>
+          <w:p>
+            <w:r/>
+            <w:r>
+              <w:rPr>
+                <w:rFonts w:ascii="宋体" w:hAnsi="宋体" w:eastAsia="宋体"/>
+                <w:b w:val="0"/>
+                <w:sz w:val="18"/>
+              </w:rPr>
+              <w:t>50 kHz</w:t>
+            </w:r>
+          </w:p>
+        </w:tc>
+        <w:tc>
+          <w:tcPr>
+            <w:tcW w:type="dxa" w:w="2882"/>
+          </w:tcPr>
+          <w:p>
+            <w:r/>
+            <w:r>
+              <w:rPr>
+                <w:rFonts w:ascii="宋体" w:hAnsi="宋体" w:eastAsia="宋体"/>
+                <w:b w:val="0"/>
+                <w:sz w:val="18"/>
+              </w:rPr>
+              <w:t>6.86 mm</w:t>
+            </w:r>
+          </w:p>
+        </w:tc>
+        <w:tc>
+          <w:tcPr>
+            <w:tcW w:type="dxa" w:w="2882"/>
+          </w:tcPr>
+          <w:p>
+            <w:r/>
+            <w:r>
+              <w:rPr>
+                <w:rFonts w:ascii="宋体" w:hAnsi="宋体" w:eastAsia="宋体"/>
+                <w:b w:val="0"/>
+                <w:sz w:val="18"/>
+              </w:rPr>
+              <w:t>1.14 mm</w:t>
+            </w:r>
+          </w:p>
+        </w:tc>
+      </w:tr>
+      <w:tr>
+        <w:tc>
+          <w:tcPr>
+            <w:tcW w:type="dxa" w:w="2882"/>
+          </w:tcPr>
+          <w:p>
+            <w:r/>
+            <w:r>
+              <w:rPr>
+                <w:rFonts w:ascii="宋体" w:hAnsi="宋体" w:eastAsia="宋体"/>
+                <w:b w:val="0"/>
+                <w:sz w:val="18"/>
+              </w:rPr>
+              <w:t>100 kHz</w:t>
+            </w:r>
+          </w:p>
+        </w:tc>
+        <w:tc>
+          <w:tcPr>
+            <w:tcW w:type="dxa" w:w="2882"/>
+          </w:tcPr>
+          <w:p>
+            <w:r/>
+            <w:r>
+              <w:rPr>
+                <w:rFonts w:ascii="宋体" w:hAnsi="宋体" w:eastAsia="宋体"/>
+                <w:b w:val="0"/>
+                <w:sz w:val="18"/>
+              </w:rPr>
+              <w:t>3.43 mm</w:t>
+            </w:r>
+          </w:p>
+        </w:tc>
+        <w:tc>
+          <w:tcPr>
+            <w:tcW w:type="dxa" w:w="2882"/>
+          </w:tcPr>
+          <w:p>
+            <w:r/>
+            <w:r>
+              <w:rPr>
+                <w:rFonts w:ascii="宋体" w:hAnsi="宋体" w:eastAsia="宋体"/>
+                <w:b w:val="0"/>
+                <w:sz w:val="18"/>
+              </w:rPr>
+              <w:t>0.57 mm</w:t>
+            </w:r>
+          </w:p>
+        </w:tc>
+      </w:tr>
+      <w:tr>
+        <w:tc>
+          <w:tcPr>
+            <w:tcW w:type="dxa" w:w="2882"/>
+          </w:tcPr>
+          <w:p>
+            <w:r/>
+            <w:r>
+              <w:rPr>
+                <w:rFonts w:ascii="宋体" w:hAnsi="宋体" w:eastAsia="宋体"/>
+                <w:b w:val="0"/>
+                <w:sz w:val="18"/>
+              </w:rPr>
+              <w:t>200 kHz</w:t>
+            </w:r>
+          </w:p>
+        </w:tc>
+        <w:tc>
+          <w:tcPr>
+            <w:tcW w:type="dxa" w:w="2882"/>
+          </w:tcPr>
+          <w:p>
+            <w:r/>
+            <w:r>
+              <w:rPr>
+                <w:rFonts w:ascii="宋体" w:hAnsi="宋体" w:eastAsia="宋体"/>
+                <w:b w:val="0"/>
+                <w:sz w:val="18"/>
+              </w:rPr>
+              <w:t>1.72 mm</w:t>
+            </w:r>
+          </w:p>
+        </w:tc>
+        <w:tc>
+          <w:tcPr>
+            <w:tcW w:type="dxa" w:w="2882"/>
+          </w:tcPr>
+          <w:p>
+            <w:r/>
+            <w:r>
+              <w:rPr>
+                <w:rFonts w:ascii="宋体" w:hAnsi="宋体" w:eastAsia="宋体"/>
+                <w:b w:val="0"/>
+                <w:sz w:val="18"/>
+              </w:rPr>
+              <w:t>0.29 mm</w:t>
+            </w:r>
+          </w:p>
+        </w:tc>
+      </w:tr>
+    </w:tbl>
+    <w:p/>
+    <w:p>
+      <w:pPr>
+        <w:pStyle w:val="ListBullet"/>
+      </w:pPr>
+      <w:r>
+        <w:rPr>
+          <w:rFonts w:ascii="宋体" w:hAnsi="宋体" w:eastAsia="宋体"/>
+          <w:sz w:val="21"/>
+        </w:rPr>
+        <w:t>孔口附近流场网格已足够密，通常满足声学要求</w:t>
+      </w:r>
+    </w:p>
+    <w:p>
+      <w:pPr>
+        <w:pStyle w:val="ListBullet"/>
+      </w:pPr>
+      <w:r>
+        <w:rPr>
+          <w:rFonts w:ascii="宋体" w:hAnsi="宋体" w:eastAsia="宋体"/>
+          <w:sz w:val="21"/>
+        </w:rPr>
+        <w:t>外部空间远场可能需要额外加密（当前 5 mm 只能分辨 ~10 kHz）</w:t>
+      </w:r>
+    </w:p>
+    <w:p>
+      <w:pPr>
+        <w:pStyle w:val="ListBullet"/>
+      </w:pPr>
+      <w:r>
+        <w:rPr>
+          <w:rFonts w:ascii="宋体" w:hAnsi="宋体" w:eastAsia="宋体"/>
+          <w:sz w:val="21"/>
+        </w:rPr>
+        <w:t>若只分析到 50 kHz，全局 1 mm 即可；分析到 100 kHz 需 0.5 mm</w:t>
+      </w:r>
+    </w:p>
+    <w:p>
+      <w:pPr>
+        <w:pStyle w:val="Heading2"/>
+      </w:pPr>
+      <w:r>
+        <w:rPr>
+          <w:rFonts w:ascii="黑体" w:hAnsi="黑体" w:eastAsia="黑体"/>
+          <w:color w:val="000000"/>
+        </w:rPr>
+        <w:t>第八步：频率扫描与求解</w:t>
+      </w:r>
+    </w:p>
+    <w:p>
+      <w:pPr>
+        <w:pStyle w:val="ListNumber"/>
+      </w:pPr>
+      <w:r>
+        <w:rPr>
+          <w:rFonts w:ascii="宋体" w:hAnsi="宋体" w:eastAsia="宋体"/>
+          <w:sz w:val="21"/>
+        </w:rPr>
+        <w:t>新建研究步骤 → 频域（Frequency Domain）</w:t>
+      </w:r>
+    </w:p>
+    <w:p>
+      <w:pPr>
+        <w:pStyle w:val="ListNumber"/>
+      </w:pPr>
+      <w:r>
+        <w:rPr>
+          <w:rFonts w:ascii="宋体" w:hAnsi="宋体" w:eastAsia="宋体"/>
+          <w:sz w:val="21"/>
+        </w:rPr>
+        <w:t>频率设置：range(10[kHz], 5[kHz], 200[kHz])</w:t>
+      </w:r>
+    </w:p>
+    <w:p>
+      <w:pPr>
+        <w:pStyle w:val="ListNumber"/>
+      </w:pPr>
+      <w:r>
+        <w:rPr>
+          <w:rFonts w:ascii="宋体" w:hAnsi="宋体" w:eastAsia="宋体"/>
+          <w:sz w:val="21"/>
+        </w:rPr>
+        <w:t>若计算量大，先粗扫描 range(10[kHz], 20[kHz], 200[kHz])，找到峰值后局部细扫</w:t>
+      </w:r>
+    </w:p>
+    <w:p>
+      <w:pPr>
+        <w:pStyle w:val="ListNumber"/>
+      </w:pPr>
+      <w:r>
+        <w:rPr>
+          <w:rFonts w:ascii="宋体" w:hAnsi="宋体" w:eastAsia="宋体"/>
+          <w:sz w:val="21"/>
+        </w:rPr>
+        <w:t>求解器：直接求解器（MUMPS 或 PARDISO）</w:t>
+      </w:r>
+    </w:p>
+    <w:p>
+      <w:pPr>
+        <w:pStyle w:val="Heading2"/>
+      </w:pPr>
+      <w:r>
+        <w:rPr>
+          <w:rFonts w:ascii="黑体" w:hAnsi="黑体" w:eastAsia="黑体"/>
+          <w:color w:val="000000"/>
+        </w:rPr>
+        <w:t>第九步：后处理输出</w:t>
+      </w:r>
+    </w:p>
+    <w:tbl>
+      <w:tblPr>
+        <w:tblStyle w:val="TableGrid"/>
+        <w:tblW w:type="auto" w:w="0"/>
+        <w:jc w:val="center"/>
+        <w:tblLook w:firstColumn="1" w:firstRow="1" w:lastColumn="0" w:lastRow="0" w:noHBand="0" w:noVBand="1" w:val="04A0"/>
+      </w:tblPr>
+      <w:tblGrid>
+        <w:gridCol w:w="2882"/>
+        <w:gridCol w:w="2882"/>
+        <w:gridCol w:w="2882"/>
+      </w:tblGrid>
+      <w:tr>
+        <w:tc>
+          <w:tcPr>
+            <w:tcW w:type="dxa" w:w="2882"/>
+            <w:shd w:fill="D9E2F3" w:val="clear"/>
+          </w:tcPr>
+          <w:p>
+            <w:r/>
+            <w:r>
+              <w:rPr>
+                <w:rFonts w:ascii="宋体" w:hAnsi="宋体" w:eastAsia="宋体"/>
+                <w:b/>
+                <w:sz w:val="18"/>
+              </w:rPr>
+              <w:t>输出项</w:t>
+            </w:r>
+          </w:p>
+        </w:tc>
+        <w:tc>
+          <w:tcPr>
+            <w:tcW w:type="dxa" w:w="2882"/>
+            <w:shd w:fill="D9E2F3" w:val="clear"/>
+          </w:tcPr>
+          <w:p>
+            <w:r/>
+            <w:r>
+              <w:rPr>
+                <w:rFonts w:ascii="宋体" w:hAnsi="宋体" w:eastAsia="宋体"/>
+                <w:b/>
+                <w:sz w:val="18"/>
+              </w:rPr>
+              <w:t>操作方式</w:t>
+            </w:r>
+          </w:p>
+        </w:tc>
+        <w:tc>
+          <w:tcPr>
+            <w:tcW w:type="dxa" w:w="2882"/>
+            <w:shd w:fill="D9E2F3" w:val="clear"/>
+          </w:tcPr>
+          <w:p>
+            <w:r/>
+            <w:r>
+              <w:rPr>
+                <w:rFonts w:ascii="宋体" w:hAnsi="宋体" w:eastAsia="宋体"/>
+                <w:b/>
+                <w:sz w:val="18"/>
+              </w:rPr>
+              <w:t>用途</w:t>
+            </w:r>
+          </w:p>
+        </w:tc>
+      </w:tr>
+      <w:tr>
+        <w:tc>
+          <w:tcPr>
+            <w:tcW w:type="dxa" w:w="2882"/>
+          </w:tcPr>
+          <w:p>
+            <w:r/>
+            <w:r>
+              <w:rPr>
+                <w:rFonts w:ascii="宋体" w:hAnsi="宋体" w:eastAsia="宋体"/>
+                <w:b w:val="0"/>
+                <w:sz w:val="18"/>
+              </w:rPr>
+              <w:t>声压幅值分布图</w:t>
+            </w:r>
+          </w:p>
+        </w:tc>
+        <w:tc>
+          <w:tcPr>
+            <w:tcW w:type="dxa" w:w="2882"/>
+          </w:tcPr>
+          <w:p>
+            <w:r/>
+            <w:r>
+              <w:rPr>
+                <w:rFonts w:ascii="宋体" w:hAnsi="宋体" w:eastAsia="宋体"/>
+                <w:b w:val="0"/>
+                <w:sz w:val="18"/>
+              </w:rPr>
+              <w:t>2D 表面图 abs(lnsf.p_t)</w:t>
+            </w:r>
+          </w:p>
+        </w:tc>
+        <w:tc>
+          <w:tcPr>
+            <w:tcW w:type="dxa" w:w="2882"/>
+          </w:tcPr>
+          <w:p>
+            <w:r/>
+            <w:r>
+              <w:rPr>
+                <w:rFonts w:ascii="宋体" w:hAnsi="宋体" w:eastAsia="宋体"/>
+                <w:b w:val="0"/>
+                <w:sz w:val="18"/>
+              </w:rPr>
+              <w:t>声场空间结构（选 3~5 个典型频率）</w:t>
+            </w:r>
+          </w:p>
+        </w:tc>
+      </w:tr>
+      <w:tr>
+        <w:tc>
+          <w:tcPr>
+            <w:tcW w:type="dxa" w:w="2882"/>
+          </w:tcPr>
+          <w:p>
+            <w:r/>
+            <w:r>
+              <w:rPr>
+                <w:rFonts w:ascii="宋体" w:hAnsi="宋体" w:eastAsia="宋体"/>
+                <w:b w:val="0"/>
+                <w:sz w:val="18"/>
+              </w:rPr>
+              <w:t>声压级分布图</w:t>
+            </w:r>
+          </w:p>
+        </w:tc>
+        <w:tc>
+          <w:tcPr>
+            <w:tcW w:type="dxa" w:w="2882"/>
+          </w:tcPr>
+          <w:p>
+            <w:r/>
+            <w:r>
+              <w:rPr>
+                <w:rFonts w:ascii="宋体" w:hAnsi="宋体" w:eastAsia="宋体"/>
+                <w:b w:val="0"/>
+                <w:sz w:val="18"/>
+              </w:rPr>
+              <w:t>20*log10(abs(lnsf.p_t)/2e-5)</w:t>
+            </w:r>
+          </w:p>
+        </w:tc>
+        <w:tc>
+          <w:tcPr>
+            <w:tcW w:type="dxa" w:w="2882"/>
+          </w:tcPr>
+          <w:p>
+            <w:r/>
+            <w:r>
+              <w:rPr>
+                <w:rFonts w:ascii="宋体" w:hAnsi="宋体" w:eastAsia="宋体"/>
+                <w:b w:val="0"/>
+                <w:sz w:val="18"/>
+              </w:rPr>
+              <w:t>dB 表示</w:t>
+            </w:r>
+          </w:p>
+        </w:tc>
+      </w:tr>
+      <w:tr>
+        <w:tc>
+          <w:tcPr>
+            <w:tcW w:type="dxa" w:w="2882"/>
+          </w:tcPr>
+          <w:p>
+            <w:r/>
+            <w:r>
+              <w:rPr>
+                <w:rFonts w:ascii="宋体" w:hAnsi="宋体" w:eastAsia="宋体"/>
+                <w:b w:val="0"/>
+                <w:sz w:val="18"/>
+              </w:rPr>
+              <w:t>某点 SPL vs 频率</w:t>
+            </w:r>
+          </w:p>
+        </w:tc>
+        <w:tc>
+          <w:tcPr>
+            <w:tcW w:type="dxa" w:w="2882"/>
+          </w:tcPr>
+          <w:p>
+            <w:r/>
+            <w:r>
+              <w:rPr>
+                <w:rFonts w:ascii="宋体" w:hAnsi="宋体" w:eastAsia="宋体"/>
+                <w:b w:val="0"/>
+                <w:sz w:val="18"/>
+              </w:rPr>
+              <w:t>点探针，频域图</w:t>
+            </w:r>
+          </w:p>
+        </w:tc>
+        <w:tc>
+          <w:tcPr>
+            <w:tcW w:type="dxa" w:w="2882"/>
+          </w:tcPr>
+          <w:p>
+            <w:r/>
+            <w:r>
+              <w:rPr>
+                <w:rFonts w:ascii="宋体" w:hAnsi="宋体" w:eastAsia="宋体"/>
+                <w:b w:val="0"/>
+                <w:sz w:val="18"/>
+              </w:rPr>
+              <w:t>频率响应曲线</w:t>
+            </w:r>
+          </w:p>
+        </w:tc>
+      </w:tr>
+      <w:tr>
+        <w:tc>
+          <w:tcPr>
+            <w:tcW w:type="dxa" w:w="2882"/>
+          </w:tcPr>
+          <w:p>
+            <w:r/>
+            <w:r>
+              <w:rPr>
+                <w:rFonts w:ascii="宋体" w:hAnsi="宋体" w:eastAsia="宋体"/>
+                <w:b w:val="0"/>
+                <w:sz w:val="18"/>
+              </w:rPr>
+              <w:t>管内某点 SPL vs 频率</w:t>
+            </w:r>
+          </w:p>
+        </w:tc>
+        <w:tc>
+          <w:tcPr>
+            <w:tcW w:type="dxa" w:w="2882"/>
+          </w:tcPr>
+          <w:p>
+            <w:r/>
+            <w:r>
+              <w:rPr>
+                <w:rFonts w:ascii="宋体" w:hAnsi="宋体" w:eastAsia="宋体"/>
+                <w:b w:val="0"/>
+                <w:sz w:val="18"/>
+              </w:rPr>
+              <w:t>点探针</w:t>
+            </w:r>
+          </w:p>
+        </w:tc>
+        <w:tc>
+          <w:tcPr>
+            <w:tcW w:type="dxa" w:w="2882"/>
+          </w:tcPr>
+          <w:p>
+            <w:r/>
+            <w:r>
+              <w:rPr>
+                <w:rFonts w:ascii="宋体" w:hAnsi="宋体" w:eastAsia="宋体"/>
+                <w:b w:val="0"/>
+                <w:sz w:val="18"/>
+              </w:rPr>
+              <w:t>管道内声传播特性</w:t>
+            </w:r>
+          </w:p>
+        </w:tc>
+      </w:tr>
+      <w:tr>
+        <w:tc>
+          <w:tcPr>
+            <w:tcW w:type="dxa" w:w="2882"/>
+          </w:tcPr>
+          <w:p>
+            <w:r/>
+            <w:r>
+              <w:rPr>
+                <w:rFonts w:ascii="宋体" w:hAnsi="宋体" w:eastAsia="宋体"/>
+                <w:b w:val="0"/>
+                <w:sz w:val="18"/>
+              </w:rPr>
+              <w:t>外部 SPL vs 距离</w:t>
+            </w:r>
+          </w:p>
+        </w:tc>
+        <w:tc>
+          <w:tcPr>
+            <w:tcW w:type="dxa" w:w="2882"/>
+          </w:tcPr>
+          <w:p>
+            <w:r/>
+            <w:r>
+              <w:rPr>
+                <w:rFonts w:ascii="宋体" w:hAnsi="宋体" w:eastAsia="宋体"/>
+                <w:b w:val="0"/>
+                <w:sz w:val="18"/>
+              </w:rPr>
+              <w:t>沿径向截线</w:t>
+            </w:r>
+          </w:p>
+        </w:tc>
+        <w:tc>
+          <w:tcPr>
+            <w:tcW w:type="dxa" w:w="2882"/>
+          </w:tcPr>
+          <w:p>
+            <w:r/>
+            <w:r>
+              <w:rPr>
+                <w:rFonts w:ascii="宋体" w:hAnsi="宋体" w:eastAsia="宋体"/>
+                <w:b w:val="0"/>
+                <w:sz w:val="18"/>
+              </w:rPr>
+              <w:t>声衰减规律</w:t>
+            </w:r>
+          </w:p>
+        </w:tc>
+      </w:tr>
+      <w:tr>
+        <w:tc>
+          <w:tcPr>
+            <w:tcW w:type="dxa" w:w="2882"/>
+          </w:tcPr>
+          <w:p>
+            <w:r/>
+            <w:r>
+              <w:rPr>
+                <w:rFonts w:ascii="宋体" w:hAnsi="宋体" w:eastAsia="宋体"/>
+                <w:b w:val="0"/>
+                <w:sz w:val="18"/>
+              </w:rPr>
+              <w:t>不同孔径对比</w:t>
+            </w:r>
+          </w:p>
+        </w:tc>
+        <w:tc>
+          <w:tcPr>
+            <w:tcW w:type="dxa" w:w="2882"/>
+          </w:tcPr>
+          <w:p>
+            <w:r/>
+            <w:r>
+              <w:rPr>
+                <w:rFonts w:ascii="宋体" w:hAnsi="宋体" w:eastAsia="宋体"/>
+                <w:b w:val="0"/>
+                <w:sz w:val="18"/>
+              </w:rPr>
+              <w:t>同频率同色标</w:t>
+            </w:r>
+          </w:p>
+        </w:tc>
+        <w:tc>
+          <w:tcPr>
+            <w:tcW w:type="dxa" w:w="2882"/>
+          </w:tcPr>
+          <w:p>
+            <w:r/>
+            <w:r>
+              <w:rPr>
+                <w:rFonts w:ascii="宋体" w:hAnsi="宋体" w:eastAsia="宋体"/>
+                <w:b w:val="0"/>
+                <w:sz w:val="18"/>
+              </w:rPr>
+              <w:t>孔径对声辐射的影响</w:t>
+            </w:r>
+          </w:p>
+        </w:tc>
+      </w:tr>
+    </w:tbl>
+    <w:p/>
+    <w:p>
+      <w:pPr>
+        <w:spacing w:line="360" w:lineRule="auto"/>
+        <w:ind w:firstLine="420"/>
+      </w:pPr>
+      <w:r>
+        <w:rPr>
+          <w:rFonts w:ascii="宋体" w:hAnsi="宋体" w:eastAsia="宋体"/>
+          <w:b/>
+          <w:sz w:val="21"/>
+        </w:rPr>
+        <w:t>重要限制（论文中必须说明）：</w:t>
+      </w:r>
+    </w:p>
+    <w:p>
+      <w:pPr>
+        <w:pStyle w:val="ListBullet"/>
+      </w:pPr>
+      <w:r>
+        <w:rPr>
+          <w:rFonts w:ascii="宋体" w:hAnsi="宋体" w:eastAsia="宋体"/>
+          <w:sz w:val="21"/>
+        </w:rPr>
+        <w:t>LNS 解声传播，不解声产生——声源需手动定义</w:t>
+      </w:r>
+    </w:p>
+    <w:p>
+      <w:pPr>
+        <w:pStyle w:val="ListBullet"/>
+      </w:pPr>
+      <w:r>
+        <w:rPr>
+          <w:rFonts w:ascii="宋体" w:hAnsi="宋体" w:eastAsia="宋体"/>
+          <w:sz w:val="21"/>
+        </w:rPr>
+        <w:t>背景流来自 RANS，不含湍流脉动</w:t>
+      </w:r>
+    </w:p>
+    <w:p>
+      <w:pPr>
+        <w:pStyle w:val="ListBullet"/>
+      </w:pPr>
+      <w:r>
+        <w:rPr>
+          <w:rFonts w:ascii="宋体" w:hAnsi="宋体" w:eastAsia="宋体"/>
+          <w:sz w:val="21"/>
+        </w:rPr>
+        <w:t>声源模型准确性直接决定输出声压级准确性</w:t>
+      </w:r>
+    </w:p>
+    <w:p>
+      <w:pPr>
+        <w:pStyle w:val="ListBullet"/>
+      </w:pPr>
+      <w:r>
+        <w:rPr>
+          <w:rFonts w:ascii="宋体" w:hAnsi="宋体" w:eastAsia="宋体"/>
+          <w:sz w:val="21"/>
+        </w:rPr>
+        <w:t>空间相对分布（衰减规律、频率响应形状）比绝对声压级更可信</w:t>
+      </w:r>
+    </w:p>
+    <w:p>
+      <w:pPr>
+        <w:pStyle w:val="ListBullet"/>
+      </w:pPr>
+      <w:r>
+        <w:rPr>
+          <w:rFonts w:ascii="宋体" w:hAnsi="宋体" w:eastAsia="宋体"/>
+          <w:sz w:val="21"/>
+        </w:rPr>
+        <w:t>三个孔径的声源强度必须按各自质量流量/声功率比例调整</w:t>
+      </w:r>
+    </w:p>
     <w:sectPr>
       <w:pgSz w:w="12240" w:h="15840"/>
       <w:pgMar w:top="1440" w:right="1797" w:bottom="1440" w:left="1797" w:header="720" w:footer="720" w:gutter="0"/>
